--- a/tillsyn/A 39269-2023 tillsynsbegäran.docx
+++ b/tillsyn/A 39269-2023 tillsynsbegäran.docx
@@ -297,7 +297,7 @@
     <w:r>
       <w:tab/>
       <w:tab/>
-      <w:t>2023-12-05</w:t>
+      <w:t>2023-12-06</w:t>
       <w:br/>
       <w:br/>
     </w:r>

--- a/tillsyn/A 39269-2023 tillsynsbegäran.docx
+++ b/tillsyn/A 39269-2023 tillsynsbegäran.docx
@@ -297,7 +297,7 @@
     <w:r>
       <w:tab/>
       <w:tab/>
-      <w:t>2023-12-06</w:t>
+      <w:t>2023-12-07</w:t>
       <w:br/>
       <w:br/>
     </w:r>

--- a/tillsyn/A 39269-2023 tillsynsbegäran.docx
+++ b/tillsyn/A 39269-2023 tillsynsbegäran.docx
@@ -297,7 +297,7 @@
     <w:r>
       <w:tab/>
       <w:tab/>
-      <w:t>2023-12-07</w:t>
+      <w:t>2023-12-08</w:t>
       <w:br/>
       <w:br/>
     </w:r>

--- a/tillsyn/A 39269-2023 tillsynsbegäran.docx
+++ b/tillsyn/A 39269-2023 tillsynsbegäran.docx
@@ -297,7 +297,7 @@
     <w:r>
       <w:tab/>
       <w:tab/>
-      <w:t>2023-12-08</w:t>
+      <w:t>2023-12-09</w:t>
       <w:br/>
       <w:br/>
     </w:r>

--- a/tillsyn/A 39269-2023 tillsynsbegäran.docx
+++ b/tillsyn/A 39269-2023 tillsynsbegäran.docx
@@ -297,7 +297,7 @@
     <w:r>
       <w:tab/>
       <w:tab/>
-      <w:t>2023-12-09</w:t>
+      <w:t>2023-12-10</w:t>
       <w:br/>
       <w:br/>
     </w:r>

--- a/tillsyn/A 39269-2023 tillsynsbegäran.docx
+++ b/tillsyn/A 39269-2023 tillsynsbegäran.docx
@@ -297,7 +297,7 @@
     <w:r>
       <w:tab/>
       <w:tab/>
-      <w:t>2023-12-10</w:t>
+      <w:t>2023-12-11</w:t>
       <w:br/>
       <w:br/>
     </w:r>

--- a/tillsyn/A 39269-2023 tillsynsbegäran.docx
+++ b/tillsyn/A 39269-2023 tillsynsbegäran.docx
@@ -297,7 +297,7 @@
     <w:r>
       <w:tab/>
       <w:tab/>
-      <w:t>2023-12-11</w:t>
+      <w:t>2023-12-12</w:t>
       <w:br/>
       <w:br/>
     </w:r>

--- a/tillsyn/A 39269-2023 tillsynsbegäran.docx
+++ b/tillsyn/A 39269-2023 tillsynsbegäran.docx
@@ -297,7 +297,7 @@
     <w:r>
       <w:tab/>
       <w:tab/>
-      <w:t>2023-12-12</w:t>
+      <w:t>2023-12-13</w:t>
       <w:br/>
       <w:br/>
     </w:r>

--- a/tillsyn/A 39269-2023 tillsynsbegäran.docx
+++ b/tillsyn/A 39269-2023 tillsynsbegäran.docx
@@ -297,7 +297,7 @@
     <w:r>
       <w:tab/>
       <w:tab/>
-      <w:t>2023-12-13</w:t>
+      <w:t>2023-12-14</w:t>
       <w:br/>
       <w:br/>
     </w:r>
